--- a/resources/a-level-business-complete-year/A-Level-Business-The-Complete-Year-FREE-SAMPLE-Week-1-EDITABLE.docx
+++ b/resources/a-level-business-complete-year/A-Level-Business-The-Complete-Year-FREE-SAMPLE-Week-1-EDITABLE.docx
@@ -20,7 +20,7 @@
           <w:i w:val="0"/>
           <w:sz w:val="24"/>
         </w:rPr>
-        <w:t>Year 12, the first year of the two year A-level. Written for AQA 7132 and Edexcel 9BS0. 30 weeks, 90 planned hours, six assessed units.</w:t>
+        <w:t>Edexcel 9BS0, all cohorts. AQA 7132, classes already partway through the course, last exams 2027. 30 weeks, 90 planned hours, six author written unit tests.</w:t>
       </w:r>
     </w:p>
     <w:p>
@@ -51,7 +51,7 @@
           <w:i w:val="0"/>
           <w:sz w:val="21"/>
         </w:rPr>
-        <w:t>This is a full teaching year for Year 12 A-level Business, the first year of the two year course: 30 weeks, planned at three timetabled hours a week. Every week has two taught lessons, written out on one page each with objectives, timings, a main task and full answers, and a third hour that runs on the unit question bank, the weekly retrieval starter and, at the end of each unit, the unit assessment. Everything needed for the third hour is inside this pack, so the year holds together without any other resource. The Word version makes every page editable, and the PowerPoint carries all 30 retrieval starters with answers, ready to project.</w:t>
+        <w:t>This is a full teaching year for A-level Business: 30 weeks, planned at three timetabled hours a week. Every week has two taught lessons, written out on one page each with objectives, timings, a main task and full answers, and a third hour that runs on the unit question bank, the weekly retrieval starter and, at the end of each unit, the unit assessment. Everything needed for the third hour is inside this pack, so the year holds together without any other resource. The Word version makes every page editable, and the PowerPoint carries all 30 retrieval starters with answers, ready to project.</w:t>
       </w:r>
     </w:p>
     <w:p>
@@ -59,18 +59,33 @@
         <w:rPr>
           <w:b/>
         </w:rPr>
-        <w:t>Edexcel 9BS0, all cohorts. Pearson has confirmed that learners starting in September 2026 continue on the current specification. Every lesson carries its Theme 1 or Theme 2 reference, and the year covers Themes 1 and 2 in full. Themes 3 and 4 belong to the second year of the A-level and are not part of this pack.</w:t>
+        <w:t xml:space="preserve">Edexcel 9BS0, all cohorts. </w:t>
       </w:r>
-      <w:r/>
+      <w:r>
+        <w:t>This pack is written for Edexcel 9BS0 as it currently stands. Every lesson carries its Theme 1 or Theme 2 reference and the year covers both themes in full. A small number of lessons reach into Theme 3, which is second year content; each of those says so on its own lesson line rather than hiding it behind a Theme 1 code.</w:t>
+      </w:r>
     </w:p>
     <w:p>
       <w:r>
         <w:rPr>
           <w:b/>
         </w:rPr>
-        <w:t>AQA 7132. Every lesson carries its 7132 section reference, 3.1 to 3.6, which is the first year content. Sections 3.7 to 3.10 belong to the second year and are not part of this pack.</w:t>
+        <w:t xml:space="preserve">AQA 7132, classes already partway through the course. </w:t>
       </w:r>
-      <w:r/>
+      <w:r>
+        <w:t>AQA states that 7132 has last teaching in 2025/26 and last exams in 2027, and that specification 7138 has first teaching from September 2026 and first exams in summer 2028. The 7132 codes in this pack therefore serve only classes already on the course. A Year 12 group starting in September 2026 is on AQA 7138, for which these codes do not apply.</w:t>
+      </w:r>
+    </w:p>
+    <w:p>
+      <w:r>
+        <w:rPr>
+          <w:b/>
+        </w:rPr>
+        <w:t xml:space="preserve">What the 7132 codes cover, and where four lessons reach further. </w:t>
+      </w:r>
+      <w:r>
+        <w:t>Lessons carry 3.1 to 3.6 codes, which is the AS (7131) content. AQA labels 3.7 to 3.10 "(A-level only)", meaning content that is not in the AS rather than content belonging to a second year. Four Unit 6 lessons draw on AQA 3.7.4 and 3.7.5, which AQA marks A-level only, and they carry those codes on the page.</w:t>
+      </w:r>
     </w:p>
     <w:p>
       <w:r>
@@ -80,7 +95,7 @@
         <w:t xml:space="preserve">Teaching both boards. </w:t>
       </w:r>
       <w:r>
-        <w:t>The two specifications cover almost the same ground in a different order. This scheme is sequenced so that either class can follow it straight through: the unit map below shows which board codes sit in each unit, and each lesson page carries both.</w:t>
+        <w:t>The two specifications overlap substantially but they are not interchangeable, so the differences are named on the lesson pages rather than averaged away. Edexcel 1.2.4 and 1.2.5 require calculation of price and income elasticity, while AQA 3.3.2 states that students "do not need to be able to calculate these". Cell production and Mayo are Edexcel requirements at this stage. The 7Ps, the Blake Mouton grid, the Tannenbaum Schmidt continuum, Hackman and Oldham's model, and decision trees with expected value are AQA requirements that Edexcel does not set here. AQA holds inflation, exchange rates and legislation back to its A-level only sections, while Edexcel places all three in Theme 2.</w:t>
       </w:r>
     </w:p>
     <w:p>
@@ -384,7 +399,7 @@
                 <w:b/>
                 <w:sz w:val="19"/>
               </w:rPr>
-              <w:t>Assessed by</w:t>
+              <w:t>Tested by</w:t>
             </w:r>
           </w:p>
         </w:tc>
@@ -428,7 +443,7 @@
               <w:rPr>
                 <w:sz w:val="19"/>
               </w:rPr>
-              <w:t>3.1 What is business?</w:t>
+              <w:t>3.1 What is business? (3.2.2, 3.2.3 in two lessons)</w:t>
             </w:r>
           </w:p>
         </w:tc>
@@ -442,7 +457,7 @@
               <w:rPr>
                 <w:sz w:val="19"/>
               </w:rPr>
-              <w:t>1.5 Entrepreneurs and leaders</w:t>
+              <w:t>1.5 Entrepreneurs and leaders (3.4.3 in one lesson)</w:t>
             </w:r>
           </w:p>
         </w:tc>
@@ -456,7 +471,7 @@
               <w:rPr>
                 <w:sz w:val="19"/>
               </w:rPr>
-              <w:t>Unit 1 assessment, 40 marks, week 4</w:t>
+              <w:t>Unit 1 test, 52 marks, week 4</w:t>
             </w:r>
           </w:p>
         </w:tc>
@@ -500,7 +515,7 @@
               <w:rPr>
                 <w:sz w:val="19"/>
               </w:rPr>
-              <w:t>3.3 Marketing: understanding customers and markets</w:t>
+              <w:t>3.3 Decision making to improve marketing performance (3.3.1 to 3.3.3)</w:t>
             </w:r>
           </w:p>
         </w:tc>
@@ -528,7 +543,7 @@
               <w:rPr>
                 <w:sz w:val="19"/>
               </w:rPr>
-              <w:t>Unit 2 assessment, 40 marks, week 8</w:t>
+              <w:t>Unit 2 test, 52 marks, week 8</w:t>
             </w:r>
           </w:p>
         </w:tc>
@@ -572,7 +587,7 @@
               <w:rPr>
                 <w:sz w:val="19"/>
               </w:rPr>
-              <w:t>3.3 Marketing: using the mix</w:t>
+              <w:t>3.3 Decision making to improve marketing performance (3.3.4)</w:t>
             </w:r>
           </w:p>
         </w:tc>
@@ -600,7 +615,7 @@
               <w:rPr>
                 <w:sz w:val="19"/>
               </w:rPr>
-              <w:t>Unit 3 assessment, 45 marks, week 13</w:t>
+              <w:t>Unit 3 test, 52 marks, week 13</w:t>
             </w:r>
           </w:p>
         </w:tc>
@@ -644,7 +659,7 @@
               <w:rPr>
                 <w:sz w:val="19"/>
               </w:rPr>
-              <w:t>3.2 Managers and leadership, 3.6 Human resources</w:t>
+              <w:t>3.2 Managers, leadership and decision making; 3.6 Decision making to improve human resource performance</w:t>
             </w:r>
           </w:p>
         </w:tc>
@@ -658,7 +673,7 @@
               <w:rPr>
                 <w:sz w:val="19"/>
               </w:rPr>
-              <w:t>1.4 Managing people, 1.5 leadership content</w:t>
+              <w:t>1.4 Managing people, 1.5 leadership content (3.5.3 in one lesson)</w:t>
             </w:r>
           </w:p>
         </w:tc>
@@ -672,7 +687,7 @@
               <w:rPr>
                 <w:sz w:val="19"/>
               </w:rPr>
-              <w:t>Unit 4 assessment, 45 marks, week 18</w:t>
+              <w:t>Unit 4 test, 52 marks, week 18</w:t>
             </w:r>
           </w:p>
         </w:tc>
@@ -716,7 +731,7 @@
               <w:rPr>
                 <w:sz w:val="19"/>
               </w:rPr>
-              <w:t>3.5 Financial performance</w:t>
+              <w:t>3.5 Decision making to improve financial performance</w:t>
             </w:r>
           </w:p>
         </w:tc>
@@ -744,7 +759,7 @@
               <w:rPr>
                 <w:sz w:val="19"/>
               </w:rPr>
-              <w:t>Unit 5 assessment, 50 marks, week 24</w:t>
+              <w:t>Unit 5 test, 52 marks, week 24</w:t>
             </w:r>
           </w:p>
         </w:tc>
@@ -788,7 +803,7 @@
               <w:rPr>
                 <w:sz w:val="19"/>
               </w:rPr>
-              <w:t>3.4 Operational performance, external environment from 3.1</w:t>
+              <w:t>3.4 Decision making to improve operational performance; 3.7.4 and 3.7.5, which AQA marks A-level only</w:t>
             </w:r>
           </w:p>
         </w:tc>
@@ -816,7 +831,7 @@
               <w:rPr>
                 <w:sz w:val="19"/>
               </w:rPr>
-              <w:t>Unit 6 assessment, 50 marks, week 30</w:t>
+              <w:t>Unit 6 test, 52 marks, week 30</w:t>
             </w:r>
           </w:p>
         </w:tc>
@@ -932,7 +947,7 @@
               <w:rPr>
                 <w:sz w:val="19"/>
               </w:rPr>
-              <w:t>Unit 1 assessment, 40 marks. First data point for every student.</w:t>
+              <w:t>Unit 1 test, 52 marks. First data point for every student.</w:t>
             </w:r>
           </w:p>
         </w:tc>
@@ -962,7 +977,7 @@
               <w:rPr>
                 <w:sz w:val="19"/>
               </w:rPr>
-              <w:t>Unit 2 assessment, 40 marks.</w:t>
+              <w:t>Unit 2 test, 52 marks.</w:t>
             </w:r>
           </w:p>
         </w:tc>
@@ -992,7 +1007,7 @@
               <w:rPr>
                 <w:sz w:val="19"/>
               </w:rPr>
-              <w:t>Unit 3 assessment, 45 marks. Half year review against the tracker.</w:t>
+              <w:t>Unit 3 test, 52 marks. Half year review against the tracker.</w:t>
             </w:r>
           </w:p>
         </w:tc>
@@ -1022,7 +1037,7 @@
               <w:rPr>
                 <w:sz w:val="19"/>
               </w:rPr>
-              <w:t>Unit 4 assessment, 45 marks.</w:t>
+              <w:t>Unit 4 test, 52 marks.</w:t>
             </w:r>
           </w:p>
         </w:tc>
@@ -1052,7 +1067,7 @@
               <w:rPr>
                 <w:sz w:val="19"/>
               </w:rPr>
-              <w:t>Unit 5 assessment, 50 marks. Finance and the final unit carry the heaviest papers of the year.</w:t>
+              <w:t>Unit 5 test, 52 marks. Every unit test in this pack carries the same total, so the tracker compares like with like.</w:t>
             </w:r>
           </w:p>
         </w:tc>
@@ -1082,7 +1097,7 @@
               <w:rPr>
                 <w:sz w:val="19"/>
               </w:rPr>
-              <w:t>Unit 6 assessment, 50 marks, then the year closes with the full tracker picture: 270 assessed marks across six units.</w:t>
+              <w:t>Unit 6 test, 52 marks, then the year closes with the full tracker picture: 312 marks across six author written tests.</w:t>
             </w:r>
           </w:p>
         </w:tc>
@@ -1112,7 +1127,7 @@
           <w:i w:val="0"/>
           <w:sz w:val="21"/>
         </w:rPr>
-        <w:t>AQA 3.1 What is business?. Edexcel 1.5 Entrepreneurs and leaders.</w:t>
+        <w:t>AQA 3.1 What is business? (3.2.2 and 3.2.3 in two lessons). Edexcel 1.5 Entrepreneurs and leaders (3.4.3, Theme 3, in one lesson).</w:t>
       </w:r>
     </w:p>
     <w:p>
@@ -1122,7 +1137,7 @@
           <w:i w:val="0"/>
           <w:sz w:val="21"/>
         </w:rPr>
-        <w:t>Where the course begins: why businesses exist, who takes the risk, the legal forms the risk can take, and how objectives turn a founder's intention into something a class can measure. The unit closes with the first 40 mark assessment, which doubles as the year's baseline.</w:t>
+        <w:t>Where the course begins: why businesses exist, who takes the risk, the legal forms the risk can take, and how objectives turn a founder's intention into something a class can measure. The unit closes with the first 52 mark unit test, which doubles as the year's baseline.</w:t>
       </w:r>
     </w:p>
     <w:p>
@@ -1132,7 +1147,7 @@
           <w:i/>
           <w:sz w:val="21"/>
         </w:rPr>
-        <w:t>Runs on: Unit 1 question bank, retrieval starters for weeks 1 to 4, Unit 1 assessment and mark scheme.</w:t>
+        <w:t>Runs on: Unit 1 question bank, retrieval starters for weeks 1 to 4, Unit 1 test and mark scheme.</w:t>
       </w:r>
     </w:p>
     <w:p>
@@ -3095,7 +3110,7 @@
               <w:rPr>
                 <w:sz w:val="19"/>
               </w:rPr>
-              <w:t>Name the five business objectives named in the AQA specification.</w:t>
+              <w:t>Name five business objectives the AQA specification gives as examples.</w:t>
             </w:r>
           </w:p>
         </w:tc>
@@ -3109,7 +3124,7 @@
               <w:rPr>
                 <w:sz w:val="19"/>
               </w:rPr>
-              <w:t>Profit, growth, survival, cash flow, social and ethical objectives.</w:t>
+              <w:t>Profit, growth, survival, cash flow, social and ethical objectives. AQA says "such as", so the list is open, not closed.</w:t>
             </w:r>
           </w:p>
         </w:tc>
@@ -3158,8 +3173,6 @@
       </w:r>
     </w:p>
     <w:sectPr>
-      <w:headerReference w:type="default" r:id="rId9"/>
-      <w:footerReference w:type="default" r:id="rId10"/>
       <w:pgSz w:w="12240" w:h="15840"/>
       <w:pgMar w:top="1020" w:right="1077" w:bottom="1020" w:left="1077" w:header="720" w:footer="720" w:gutter="0"/>
       <w:cols w:space="720"/>
@@ -3167,26 +3180,6 @@
     </w:sectPr>
   </w:body>
 </w:document>
-</file>
-
-<file path=word/footer1.xml><?xml version="1.0" encoding="utf-8"?>
-<w:ftr xmlns:m="http://schemas.openxmlformats.org/officeDocument/2006/math" xmlns:mc="http://schemas.openxmlformats.org/markup-compatibility/2006" xmlns:mo="http://schemas.microsoft.com/office/mac/office/2008/main" xmlns:mv="urn:schemas-microsoft-com:mac:vml" xmlns:o="urn:schemas-microsoft-com:office:office" xmlns:r="http://schemas.openxmlformats.org/officeDocument/2006/relationships" xmlns:v="urn:schemas-microsoft-com:vml" xmlns:w10="urn:schemas-microsoft-com:office:word" xmlns:w14="http://schemas.microsoft.com/office/word/2010/wordml" xmlns:w="http://schemas.openxmlformats.org/wordprocessingml/2006/main" xmlns:wne="http://schemas.microsoft.com/office/word/2006/wordml" xmlns:wp14="http://schemas.microsoft.com/office/word/2010/wordprocessingDrawing" xmlns:wp="http://schemas.openxmlformats.org/drawingml/2006/wordprocessingDrawing" xmlns:wpc="http://schemas.microsoft.com/office/word/2010/wordprocessingCanvas" xmlns:wpg="http://schemas.microsoft.com/office/word/2010/wordprocessingGroup" xmlns:wpi="http://schemas.microsoft.com/office/word/2010/wordprocessingInk" xmlns:wps="http://schemas.microsoft.com/office/word/2010/wordprocessingShape" mc:Ignorable="w14 wp14">
-  <w:p>
-    <w:pPr>
-      <w:pStyle w:val="Footer"/>
-    </w:pPr>
-  </w:p>
-</w:ftr>
-</file>
-
-<file path=word/header1.xml><?xml version="1.0" encoding="utf-8"?>
-<w:hdr xmlns:m="http://schemas.openxmlformats.org/officeDocument/2006/math" xmlns:mc="http://schemas.openxmlformats.org/markup-compatibility/2006" xmlns:mo="http://schemas.microsoft.com/office/mac/office/2008/main" xmlns:mv="urn:schemas-microsoft-com:mac:vml" xmlns:o="urn:schemas-microsoft-com:office:office" xmlns:r="http://schemas.openxmlformats.org/officeDocument/2006/relationships" xmlns:v="urn:schemas-microsoft-com:vml" xmlns:w10="urn:schemas-microsoft-com:office:word" xmlns:w14="http://schemas.microsoft.com/office/word/2010/wordml" xmlns:w="http://schemas.openxmlformats.org/wordprocessingml/2006/main" xmlns:wne="http://schemas.microsoft.com/office/word/2006/wordml" xmlns:wp14="http://schemas.microsoft.com/office/word/2010/wordprocessingDrawing" xmlns:wp="http://schemas.openxmlformats.org/drawingml/2006/wordprocessingDrawing" xmlns:wpc="http://schemas.microsoft.com/office/word/2010/wordprocessingCanvas" xmlns:wpg="http://schemas.microsoft.com/office/word/2010/wordprocessingGroup" xmlns:wpi="http://schemas.microsoft.com/office/word/2010/wordprocessingInk" xmlns:wps="http://schemas.microsoft.com/office/word/2010/wordprocessingShape" mc:Ignorable="w14 wp14">
-  <w:p>
-    <w:pPr>
-      <w:pStyle w:val="Header"/>
-    </w:pPr>
-  </w:p>
-</w:hdr>
 </file>
 
 <file path=word/numbering.xml><?xml version="1.0" encoding="utf-8"?>

--- a/resources/a-level-business-complete-year/A-Level-Business-The-Complete-Year-FREE-SAMPLE-Week-1-EDITABLE.docx
+++ b/resources/a-level-business-complete-year/A-Level-Business-The-Complete-Year-FREE-SAMPLE-Week-1-EDITABLE.docx
@@ -95,7 +95,7 @@
         <w:t xml:space="preserve">Teaching both boards. </w:t>
       </w:r>
       <w:r>
-        <w:t>The two specifications overlap substantially but they are not interchangeable, so the differences are named on the lesson pages rather than averaged away. Edexcel 1.2.4 and 1.2.5 require calculation of price and income elasticity, while AQA 3.3.2 states that students "do not need to be able to calculate these". Cell production and Mayo are Edexcel requirements at this stage. The 7Ps, the Blake Mouton grid, the Tannenbaum Schmidt continuum, Hackman and Oldham's model, and decision trees with expected value are AQA requirements that Edexcel does not set here. AQA holds inflation, exchange rates and legislation back to its A-level only sections, while Edexcel places all three in Theme 2.</w:t>
+        <w:t>The two specifications overlap substantially but they are not interchangeable, so the differences are named on the lesson pages rather than averaged away. Edexcel 1.2.4 and 1.2.5 require calculation of price and income elasticity, while AQA 3.3.2 states that students "do not need to be able to calculate these". Cell production and Mayo are Edexcel requirements at this stage. The 7Ps, the Tannenbaum Schmidt continuum, and decision trees with expected value are AQA requirements that Edexcel does not set here. AQA holds inflation, exchange rates and legislation back to its A-level only sections, while Edexcel places all three in Theme 2.</w:t>
       </w:r>
     </w:p>
     <w:p>
@@ -457,7 +457,7 @@
               <w:rPr>
                 <w:sz w:val="19"/>
               </w:rPr>
-              <w:t>1.5 Entrepreneurs and leaders (3.4.3 in one lesson)</w:t>
+              <w:t>1.5 Entrepreneurs and leaders (2.2.2, 3.4.3 in two lessons)</w:t>
             </w:r>
           </w:p>
         </w:tc>
@@ -515,7 +515,7 @@
               <w:rPr>
                 <w:sz w:val="19"/>
               </w:rPr>
-              <w:t>3.3 Decision making to improve marketing performance (3.3.1 to 3.3.3)</w:t>
+              <w:t>3.3 Marketing management (3.3.1 to 3.3.3)</w:t>
             </w:r>
           </w:p>
         </w:tc>
@@ -587,7 +587,7 @@
               <w:rPr>
                 <w:sz w:val="19"/>
               </w:rPr>
-              <w:t>3.3 Decision making to improve marketing performance (3.3.4)</w:t>
+              <w:t>3.3 Marketing management (3.3.4)</w:t>
             </w:r>
           </w:p>
         </w:tc>
@@ -659,7 +659,7 @@
               <w:rPr>
                 <w:sz w:val="19"/>
               </w:rPr>
-              <w:t>3.2 Managers, leadership and decision making; 3.6 Decision making to improve human resource performance</w:t>
+              <w:t>3.2 Managers, leadership and decision making; 3.6 Human resource management</w:t>
             </w:r>
           </w:p>
         </w:tc>
@@ -731,7 +731,7 @@
               <w:rPr>
                 <w:sz w:val="19"/>
               </w:rPr>
-              <w:t>3.5 Decision making to improve financial performance</w:t>
+              <w:t>3.5 Financial management</w:t>
             </w:r>
           </w:p>
         </w:tc>
@@ -803,7 +803,7 @@
               <w:rPr>
                 <w:sz w:val="19"/>
               </w:rPr>
-              <w:t>3.4 Decision making to improve operational performance; 3.7.4 and 3.7.5, which AQA marks A-level only</w:t>
+              <w:t>3.4 Operational management; 3.7.4 and 3.7.5, which AQA marks A-level only</w:t>
             </w:r>
           </w:p>
         </w:tc>
@@ -1127,7 +1127,7 @@
           <w:i w:val="0"/>
           <w:sz w:val="21"/>
         </w:rPr>
-        <w:t>AQA 3.1 What is business? (3.2.2 and 3.2.3 in two lessons). Edexcel 1.5 Entrepreneurs and leaders (3.4.3, Theme 3, in one lesson).</w:t>
+        <w:t>AQA 3.1 What is business? (3.2.2 and 3.2.3 in two lessons). Edexcel 1.5 Entrepreneurs and leaders (2.2.2, Theme 2, and 3.4.3, Theme 3, in two lessons).</w:t>
       </w:r>
     </w:p>
     <w:p>
@@ -1168,7 +1168,7 @@
           <w:i w:val="0"/>
           <w:sz w:val="21"/>
         </w:rPr>
-        <w:t>AQA 3.1.1. Edexcel 1.5.1.</w:t>
+        <w:t>AQA 3.1.1, 3.4.1. Edexcel 2.2.2, 1.1.3.</w:t>
       </w:r>
     </w:p>
     <w:p>
@@ -1942,7 +1942,7 @@
           <w:i w:val="0"/>
           <w:sz w:val="21"/>
         </w:rPr>
-        <w:t>AQA 3.1.1. Edexcel 1.5.2, 1.5.5.</w:t>
+        <w:t>AQA 3.1.1, 3.2.2. Edexcel 1.5.1, 1.5.2, 1.5.5.</w:t>
       </w:r>
     </w:p>
     <w:p>
